--- a/courts/eighth-circuit/iowa/state/supreme-court/petition-for-review/usage/OUTPUT-petition-for-review.docx
+++ b/courts/eighth-circuit/iowa/state/supreme-court/petition-for-review/usage/OUTPUT-petition-for-review.docx
@@ -3303,13 +3303,7 @@
         <w:t xml:space="preserve">Supreme Court Approves Revised Rules of Criminal Procedure</w:t>
       </w:r>
       <w:r>
-        <w:t xml:space="preserve">, Iowa Judicial Branch: News Releases (Feb. 1, 2022), https://​perma.​cc/​W6ZF</w:t>
-      </w:r>
-      <w:r>
-        <w:noBreakHyphen/>
-      </w:r>
-      <w:r>
-        <w:t xml:space="preserve">5S5K). The judicial branch’s criminal procedure task force cited</w:t>
+        <w:t xml:space="preserve">, Iowa Judicial Branch: News Releases (Feb. 1, 2022), https://​perma.​cc/​W6ZF-⁠5S5K). The judicial branch’s criminal procedure task force cited</w:t>
       </w:r>
       <w:r>
         <w:t xml:space="preserve"> </w:t>
@@ -4837,7 +4831,7 @@
         <w:t xml:space="preserve"> </w:t>
       </w:r>
       <w:r>
-        <w:t xml:space="preserve">“Where a potential juror initially repeatedly expresses actual bias against the defendant based on race, ethnicity, sex, or sexual orientation . . . we do not believe the district court can rehabilitate the potential juror through persistent questioning regarding whether the juror would follow instructions from the court.”</w:t>
+        <w:t xml:space="preserve">“Where a potential juror initially repeatedly expresses actual bias against the defendant based on race, ethnicity, sex, or sexual orientation ⁠. ⁠. ⁠. we do not believe the district court can rehabilitate the potential juror through persistent questioning regarding whether the juror would follow instructions from the court.”</w:t>
       </w:r>
       <w:r>
         <w:t xml:space="preserve"> </w:t>
@@ -5249,7 +5243,7 @@
         <w:t xml:space="preserve">at 8 (</w:t>
       </w:r>
       <w:r>
-        <w:t xml:space="preserve">“I mean, based on his answers, there doesn’t appear to be any of the kind of prejudice that I was hoping to avoid by excluding the evidence . . . .”</w:t>
+        <w:t xml:space="preserve">“I mean, based on his answers, there doesn’t appear to be any of the kind of prejudice that I was hoping to avoid by excluding the evidence ⁠. ⁠. ⁠. ⁠.”</w:t>
       </w:r>
       <w:r>
         <w:t xml:space="preserve">). But, technically, the court excluded the information because of the plea agreement and the parties’ intent to file a stipulation informing the jury that Walker</w:t>
